--- a/resources/templates/oficios/viaje.docx
+++ b/resources/templates/oficios/viaje.docx
@@ -305,7 +305,7 @@
     </w:p>
     <w:p w14:paraId="FECHAS001">
       <w:pPr>
-        <w:spacing w:line="240" w:lineRule="auto" w:after="80"/>
+        <w:spacing w:line="240" w:lineRule="auto" w:after="60"/>
         <w:jc w:val="both"/>
         <w:rPr>
           <w:rFonts w:ascii="Times New Roman" w:hAnsi="Times New Roman" w:cs="Times New Roman"/>
@@ -406,15 +406,75 @@
       </w:tblGrid>
       <w:tr>
         <w:trPr>
-          <w:cantSplit/>
-        </w:trPr>
-        <w:trPr>
-          <w:trHeight w:val="480"/>
+          <w:trHeight w:val="1337"/>
         </w:trPr>
         <w:tc>
           <w:tcPr>
             <w:tcW w:w="4414" w:type="dxa"/>
           </w:tcPr>
+          <w:p>
+            <w:pPr>
+              <w:jc w:val="left"/>
+              <w:rPr>
+                <w:rFonts w:ascii="Times New Roman" w:hAnsi="Times New Roman" w:cs="Times New Roman"/>
+                <w:lang w:val="es-EC"/>
+              </w:rPr>
+            </w:pPr>
+          </w:p>
+          <w:p>
+            <w:pPr>
+              <w:jc w:val="left"/>
+              <w:rPr>
+                <w:rFonts w:ascii="Times New Roman" w:hAnsi="Times New Roman" w:cs="Times New Roman"/>
+                <w:lang w:val="es-EC"/>
+              </w:rPr>
+            </w:pPr>
+          </w:p>
+          <w:p>
+            <w:pPr>
+              <w:jc w:val="left"/>
+              <w:rPr>
+                <w:rFonts w:ascii="Times New Roman" w:hAnsi="Times New Roman" w:cs="Times New Roman"/>
+                <w:lang w:val="es-EC"/>
+              </w:rPr>
+            </w:pPr>
+          </w:p>
+          <w:p>
+            <w:pPr>
+              <w:jc w:val="left"/>
+              <w:rPr>
+                <w:rFonts w:ascii="Times New Roman" w:hAnsi="Times New Roman" w:cs="Times New Roman"/>
+                <w:lang w:val="es-EC"/>
+              </w:rPr>
+            </w:pPr>
+          </w:p>
+          <w:p>
+            <w:pPr>
+              <w:jc w:val="left"/>
+              <w:rPr>
+                <w:rFonts w:ascii="Times New Roman" w:hAnsi="Times New Roman" w:cs="Times New Roman"/>
+                <w:lang w:val="es-EC"/>
+              </w:rPr>
+            </w:pPr>
+          </w:p>
+          <w:p>
+            <w:pPr>
+              <w:jc w:val="left"/>
+              <w:rPr>
+                <w:rFonts w:ascii="Times New Roman" w:hAnsi="Times New Roman" w:cs="Times New Roman"/>
+                <w:lang w:val="es-EC"/>
+              </w:rPr>
+            </w:pPr>
+          </w:p>
+          <w:p>
+            <w:pPr>
+              <w:jc w:val="left"/>
+              <w:rPr>
+                <w:rFonts w:ascii="Times New Roman" w:hAnsi="Times New Roman" w:cs="Times New Roman"/>
+                <w:lang w:val="es-EC"/>
+              </w:rPr>
+            </w:pPr>
+          </w:p>
         </w:tc>
         <w:tc>
           <w:tcPr>
@@ -422,7 +482,7 @@
           </w:tcPr>
           <w:p>
             <w:pPr>
-              <w:jc w:val="both"/>
+              <w:jc w:val="left"/>
               <w:rPr>
                 <w:rFonts w:ascii="Times New Roman" w:hAnsi="Times New Roman" w:cs="Times New Roman"/>
                 <w:b/>
@@ -449,7 +509,7 @@
           </w:tcPr>
           <w:p>
             <w:pPr>
-              <w:jc w:val="both"/>
+              <w:jc w:val="left"/>
               <w:rPr>
                 <w:rFonts w:ascii="Times New Roman" w:hAnsi="Times New Roman" w:cs="Times New Roman"/>
                 <w:lang w:val="es-EC"/>
@@ -465,7 +525,7 @@
           </w:p>
           <w:p>
             <w:pPr>
-              <w:jc w:val="both"/>
+              <w:jc w:val="left"/>
               <w:rPr>
                 <w:rFonts w:ascii="Times New Roman" w:hAnsi="Times New Roman" w:cs="Times New Roman"/>
                 <w:lang w:val="es-EC"/>
@@ -481,7 +541,7 @@
           </w:p>
           <w:p>
             <w:pPr>
-              <w:jc w:val="both"/>
+              <w:jc w:val="left"/>
               <w:rPr>
                 <w:rFonts w:ascii="Times New Roman" w:hAnsi="Times New Roman" w:cs="Times New Roman"/>
                 <w:lang w:val="es-EC"/>
@@ -497,7 +557,7 @@
           </w:p>
           <w:p>
             <w:pPr>
-              <w:jc w:val="both"/>
+              <w:jc w:val="left"/>
               <w:rPr>
                 <w:rFonts w:ascii="Times New Roman" w:hAnsi="Times New Roman" w:cs="Times New Roman"/>
                 <w:lang w:val="es-EC"/>
@@ -508,7 +568,7 @@
                 <w:rFonts w:ascii="Times New Roman" w:hAnsi="Times New Roman" w:cs="Times New Roman"/>
                 <w:lang w:val="es-EC"/>
               </w:rPr>
-              <w:t>Generado el [Fecha automática del sistema]</w:t>
+              <w:t>Fecha de generación del documento [Fecha automática del sistema]</w:t>
             </w:r>
           </w:p>
         </w:tc>
@@ -518,7 +578,7 @@
           </w:tcPr>
           <w:p>
             <w:pPr>
-              <w:jc w:val="both"/>
+              <w:jc w:val="left"/>
               <w:rPr>
                 <w:rFonts w:ascii="Times New Roman" w:hAnsi="Times New Roman" w:cs="Times New Roman"/>
                 <w:lang w:val="es-EC"/>
@@ -534,7 +594,7 @@
           </w:p>
           <w:p>
             <w:pPr>
-              <w:jc w:val="both"/>
+              <w:jc w:val="left"/>
               <w:rPr>
                 <w:rFonts w:ascii="Times New Roman" w:hAnsi="Times New Roman" w:cs="Times New Roman"/>
                 <w:lang w:val="es-EC"/>
@@ -550,7 +610,7 @@
           </w:p>
           <w:p>
             <w:pPr>
-              <w:jc w:val="both"/>
+              <w:jc w:val="left"/>
               <w:rPr>
                 <w:rFonts w:ascii="Times New Roman" w:hAnsi="Times New Roman" w:cs="Times New Roman"/>
                 <w:lang w:val="es-EC"/>
